--- a/sro-docs/sro/СФЕРА ПРОЕКТИРОВЩИКОВ/templates/01_Заявление.docx
+++ b/sro-docs/sro/СФЕРА ПРОЕКТИРОВЩИКОВ/templates/01_Заявление.docx
@@ -1326,7 +1326,7 @@
           <w:sz w:val="24"/>
           <w:szCs w:val="24"/>
         </w:rPr>
-        <w:t xml:space="preserve">{{actual_address}}</w:t>
+        <w:t xml:space="preserve">{{actual_address_street}}</w:t>
       </w:r>
       <w:r>
         <w:rPr>
@@ -1366,38 +1366,6 @@
         </w:rPr>
         <w:t xml:space="preserve">почтовый индекс, субъект Российской Федерации, район, город (населенный пункт), улица (проспект, переулок и др.) </w:t>
       </w:r>
-      <w:r>
-        <w:rPr>
-          <w:rFonts w:ascii="Times New Roman" w:hAnsi="Times New Roman"/>
-          <w:sz w:val="24"/>
-          <w:szCs w:val="24"/>
-        </w:rPr>
-        <w:t xml:space="preserve"/>
-      </w:r>
-      <w:r>
-        <w:rPr>
-          <w:rFonts w:ascii="Times New Roman" w:hAnsi="Times New Roman"/>
-          <w:sz w:val="24"/>
-          <w:szCs w:val="24"/>
-        </w:rPr>
-        <w:t xml:space="preserve"/>
-      </w:r>
-      <w:r>
-        <w:rPr>
-          <w:rFonts w:ascii="Times New Roman" w:hAnsi="Times New Roman"/>
-          <w:sz w:val="24"/>
-          <w:szCs w:val="24"/>
-        </w:rPr>
-        <w:t xml:space="preserve"/>
-      </w:r>
-      <w:r>
-        <w:rPr>
-          <w:rFonts w:ascii="Times New Roman" w:hAnsi="Times New Roman"/>
-          <w:sz w:val="24"/>
-          <w:szCs w:val="24"/>
-        </w:rPr>
-        <w:t xml:space="preserve"/>
-      </w:r>
     </w:p>
     <w:p>
       <w:pPr>
@@ -1417,6 +1385,51 @@
           <w:sz w:val="24"/>
           <w:szCs w:val="24"/>
         </w:rPr>
+        <w:t xml:space="preserve">{{actual_address_house}}</w:t>
+      </w:r>
+      <w:r>
+        <w:rPr>
+          <w:rFonts w:ascii="Times New Roman" w:hAnsi="Times New Roman"/>
+          <w:sz w:val="24"/>
+          <w:szCs w:val="24"/>
+        </w:rPr>
+        <w:t xml:space="preserve"/>
+      </w:r>
+      <w:r>
+        <w:rPr>
+          <w:rFonts w:ascii="Times New Roman" w:hAnsi="Times New Roman"/>
+          <w:sz w:val="24"/>
+          <w:szCs w:val="24"/>
+        </w:rPr>
+        <w:t xml:space="preserve"/>
+      </w:r>
+      <w:r>
+        <w:rPr>
+          <w:rFonts w:ascii="Times New Roman" w:hAnsi="Times New Roman"/>
+          <w:sz w:val="24"/>
+          <w:szCs w:val="24"/>
+        </w:rPr>
+        <w:t xml:space="preserve"/>
+      </w:r>
+    </w:p>
+    <w:p>
+      <w:pPr>
+        <w:spacing w:after="0" w:line="240" w:lineRule="atLeast"/>
+        <w:ind w:left="-567" w:firstLine="567"/>
+        <w:contextualSpacing/>
+        <w:jc w:val="both"/>
+        <w:rPr>
+          <w:rFonts w:ascii="Times New Roman" w:hAnsi="Times New Roman"/>
+          <w:sz w:val="24"/>
+          <w:szCs w:val="24"/>
+        </w:rPr>
+      </w:pPr>
+      <w:r>
+        <w:rPr>
+          <w:rFonts w:ascii="Times New Roman" w:hAnsi="Times New Roman"/>
+          <w:sz w:val="24"/>
+          <w:szCs w:val="24"/>
+        </w:rPr>
         <w:t>6. Адрес для отправки корреспонденции</w:t>
       </w:r>
     </w:p>
@@ -1438,7 +1451,7 @@
           <w:sz w:val="24"/>
           <w:szCs w:val="24"/>
         </w:rPr>
-        <w:t xml:space="preserve">{{postal_address}}</w:t>
+        <w:t xml:space="preserve">{{postal_address_street}}</w:t>
       </w:r>
       <w:r>
         <w:rPr>
@@ -1470,22 +1483,6 @@
         </w:rPr>
         <w:t xml:space="preserve">почтовый индекс, субъект Российской Федерации, район, город (населенный пункт), улица (проспект, переулок и др.) </w:t>
       </w:r>
-      <w:r>
-        <w:rPr>
-          <w:rFonts w:ascii="Times New Roman" w:hAnsi="Times New Roman"/>
-          <w:sz w:val="24"/>
-          <w:szCs w:val="24"/>
-        </w:rPr>
-        <w:t xml:space="preserve"/>
-      </w:r>
-      <w:r>
-        <w:rPr>
-          <w:rFonts w:ascii="Times New Roman" w:hAnsi="Times New Roman"/>
-          <w:sz w:val="24"/>
-          <w:szCs w:val="24"/>
-        </w:rPr>
-        <w:t xml:space="preserve"/>
-      </w:r>
     </w:p>
     <w:p>
       <w:pPr>
@@ -1497,7 +1494,6 @@
           <w:rFonts w:ascii="Times New Roman" w:hAnsi="Times New Roman"/>
           <w:sz w:val="24"/>
           <w:szCs w:val="24"/>
-          <w:vertAlign w:val="superscript"/>
         </w:rPr>
       </w:pPr>
       <w:r>
@@ -1505,9 +1501,16 @@
           <w:rFonts w:ascii="Times New Roman" w:hAnsi="Times New Roman"/>
           <w:sz w:val="24"/>
           <w:szCs w:val="24"/>
-          <w:vertAlign w:val="superscript"/>
-        </w:rPr>
-        <w:t>и номер дома (владения), корпуса (строения) и офиса</w:t>
+        </w:rPr>
+        <w:t xml:space="preserve">{{postal_address_house}}</w:t>
+      </w:r>
+      <w:r>
+        <w:rPr>
+          <w:rFonts w:ascii="Times New Roman" w:hAnsi="Times New Roman"/>
+          <w:sz w:val="24"/>
+          <w:szCs w:val="24"/>
+        </w:rPr>
+        <w:t xml:space="preserve"/>
       </w:r>
     </w:p>
     <w:p>
@@ -1520,6 +1523,29 @@
           <w:rFonts w:ascii="Times New Roman" w:hAnsi="Times New Roman"/>
           <w:sz w:val="24"/>
           <w:szCs w:val="24"/>
+          <w:vertAlign w:val="superscript"/>
+        </w:rPr>
+      </w:pPr>
+      <w:r>
+        <w:rPr>
+          <w:rFonts w:ascii="Times New Roman" w:hAnsi="Times New Roman"/>
+          <w:sz w:val="24"/>
+          <w:szCs w:val="24"/>
+          <w:vertAlign w:val="superscript"/>
+        </w:rPr>
+        <w:t>и номер дома (владения), корпуса (строения) и офиса</w:t>
+      </w:r>
+    </w:p>
+    <w:p>
+      <w:pPr>
+        <w:spacing w:after="0" w:line="240" w:lineRule="atLeast"/>
+        <w:ind w:left="-567" w:firstLine="567"/>
+        <w:contextualSpacing/>
+        <w:jc w:val="both"/>
+        <w:rPr>
+          <w:rFonts w:ascii="Times New Roman" w:hAnsi="Times New Roman"/>
+          <w:sz w:val="24"/>
+          <w:szCs w:val="24"/>
         </w:rPr>
       </w:pPr>
       <w:r>
@@ -1669,6 +1695,18 @@
         </w:rPr>
         <w:t xml:space="preserve"> </w:t>
       </w:r>
+    </w:p>
+    <w:p>
+      <w:pPr>
+        <w:spacing w:after="0" w:line="240" w:lineRule="atLeast"/>
+        <w:ind w:left="-567" w:firstLine="567"/>
+        <w:contextualSpacing/>
+        <w:rPr>
+          <w:rFonts w:ascii="Times New Roman" w:hAnsi="Times New Roman"/>
+          <w:sz w:val="24"/>
+          <w:szCs w:val="24"/>
+        </w:rPr>
+      </w:pPr>
       <w:r>
         <w:rPr>
           <w:rFonts w:ascii="Times New Roman" w:hAnsi="Times New Roman"/>
@@ -1790,6 +1828,29 @@
           <w:vertAlign w:val="superscript"/>
         </w:rPr>
         <w:t>контактного лица</w:t>
+      </w:r>
+    </w:p>
+    <w:p>
+      <w:pPr>
+        <w:pBdr>
+          <w:bottom w:val="single" w:sz="12" w:space="1" w:color="auto"/>
+        </w:pBdr>
+        <w:spacing w:after="0" w:line="240" w:lineRule="atLeast"/>
+        <w:ind w:left="-567" w:firstLine="567"/>
+        <w:contextualSpacing/>
+        <w:rPr>
+          <w:rFonts w:ascii="Times New Roman" w:hAnsi="Times New Roman"/>
+          <w:sz w:val="24"/>
+          <w:szCs w:val="24"/>
+        </w:rPr>
+      </w:pPr>
+      <w:r>
+        <w:rPr>
+          <w:rFonts w:ascii="Times New Roman" w:hAnsi="Times New Roman"/>
+          <w:sz w:val="24"/>
+          <w:szCs w:val="24"/>
+        </w:rPr>
+        <w:t xml:space="preserve">{{company_contact_line}}</w:t>
       </w:r>
     </w:p>
     <w:p>
@@ -4112,39 +4173,42 @@
           <w:sz w:val="24"/>
           <w:szCs w:val="24"/>
         </w:rPr>
-        <w:t xml:space="preserve">Подпись уполномоченного лица организации/{{director_short_name}}/</w:t>
-      </w:r>
-      <w:r>
-        <w:rPr>
-          <w:rFonts w:ascii="Times New Roman" w:hAnsi="Times New Roman"/>
-          <w:sz w:val="24"/>
-          <w:szCs w:val="24"/>
-        </w:rPr>
+        <w:t xml:space="preserve">Подпись уполномоченного лица организации</w:t>
+        <w:tab/>
         <w:t xml:space="preserve"/>
-      </w:r>
-      <w:r>
-        <w:rPr>
-          <w:rFonts w:ascii="Times New Roman" w:hAnsi="Times New Roman"/>
-          <w:sz w:val="24"/>
-          <w:szCs w:val="24"/>
-        </w:rPr>
         <w:tab/>
-      </w:r>
-      <w:r>
-        <w:rPr>
-          <w:rFonts w:ascii="Times New Roman" w:hAnsi="Times New Roman"/>
-          <w:sz w:val="24"/>
-          <w:szCs w:val="24"/>
-        </w:rPr>
+        <w:t xml:space="preserve"/>
         <w:tab/>
-      </w:r>
-      <w:r>
-        <w:rPr>
-          <w:rFonts w:ascii="Times New Roman" w:hAnsi="Times New Roman"/>
-          <w:sz w:val="24"/>
-          <w:szCs w:val="24"/>
-        </w:rPr>
-        <w:tab/>
+        <w:t xml:space="preserve">/{{director_short_name}}/</w:t>
+      </w:r>
+      <w:r>
+        <w:rPr>
+          <w:rFonts w:ascii="Times New Roman" w:hAnsi="Times New Roman"/>
+          <w:sz w:val="24"/>
+          <w:szCs w:val="24"/>
+        </w:rPr>
+        <w:t xml:space="preserve"/>
+      </w:r>
+      <w:r>
+        <w:rPr>
+          <w:rFonts w:ascii="Times New Roman" w:hAnsi="Times New Roman"/>
+          <w:sz w:val="24"/>
+          <w:szCs w:val="24"/>
+        </w:rPr>
+      </w:r>
+      <w:r>
+        <w:rPr>
+          <w:rFonts w:ascii="Times New Roman" w:hAnsi="Times New Roman"/>
+          <w:sz w:val="24"/>
+          <w:szCs w:val="24"/>
+        </w:rPr>
+      </w:r>
+      <w:r>
+        <w:rPr>
+          <w:rFonts w:ascii="Times New Roman" w:hAnsi="Times New Roman"/>
+          <w:sz w:val="24"/>
+          <w:szCs w:val="24"/>
+        </w:rPr>
         <w:t xml:space="preserve"/>
       </w:r>
       <w:r>

--- a/sro-docs/sro/СФЕРА ПРОЕКТИРОВЩИКОВ/templates/01_Заявление.docx
+++ b/sro-docs/sro/СФЕРА ПРОЕКТИРОВЩИКОВ/templates/01_Заявление.docx
@@ -1185,7 +1185,7 @@
           <w:sz w:val="24"/>
           <w:szCs w:val="24"/>
         </w:rPr>
-        <w:t xml:space="preserve">{{legal_address_street}}</w:t>
+        <w:t xml:space="preserve">{{legal_address}}</w:t>
       </w:r>
       <w:r>
         <w:rPr>
@@ -1237,7 +1237,7 @@
           <w:sz w:val="24"/>
           <w:szCs w:val="24"/>
         </w:rPr>
-        <w:t xml:space="preserve">{{legal_address_house}}</w:t>
+        <w:t xml:space="preserve"/>
       </w:r>
       <w:r>
         <w:rPr>
@@ -1326,7 +1326,7 @@
           <w:sz w:val="24"/>
           <w:szCs w:val="24"/>
         </w:rPr>
-        <w:t xml:space="preserve">{{actual_address_street}}</w:t>
+        <w:t xml:space="preserve">{{actual_address}}</w:t>
       </w:r>
       <w:r>
         <w:rPr>
@@ -1366,6 +1366,38 @@
         </w:rPr>
         <w:t xml:space="preserve">почтовый индекс, субъект Российской Федерации, район, город (населенный пункт), улица (проспект, переулок и др.) </w:t>
       </w:r>
+      <w:r>
+        <w:rPr>
+          <w:rFonts w:ascii="Times New Roman" w:hAnsi="Times New Roman"/>
+          <w:sz w:val="24"/>
+          <w:szCs w:val="24"/>
+        </w:rPr>
+        <w:t xml:space="preserve"/>
+      </w:r>
+      <w:r>
+        <w:rPr>
+          <w:rFonts w:ascii="Times New Roman" w:hAnsi="Times New Roman"/>
+          <w:sz w:val="24"/>
+          <w:szCs w:val="24"/>
+        </w:rPr>
+        <w:t xml:space="preserve"/>
+      </w:r>
+      <w:r>
+        <w:rPr>
+          <w:rFonts w:ascii="Times New Roman" w:hAnsi="Times New Roman"/>
+          <w:sz w:val="24"/>
+          <w:szCs w:val="24"/>
+        </w:rPr>
+        <w:t xml:space="preserve"/>
+      </w:r>
+      <w:r>
+        <w:rPr>
+          <w:rFonts w:ascii="Times New Roman" w:hAnsi="Times New Roman"/>
+          <w:sz w:val="24"/>
+          <w:szCs w:val="24"/>
+        </w:rPr>
+        <w:t xml:space="preserve"/>
+      </w:r>
     </w:p>
     <w:p>
       <w:pPr>
@@ -1385,23 +1417,28 @@
           <w:sz w:val="24"/>
           <w:szCs w:val="24"/>
         </w:rPr>
-        <w:t xml:space="preserve">{{actual_address_house}}</w:t>
-      </w:r>
-      <w:r>
-        <w:rPr>
-          <w:rFonts w:ascii="Times New Roman" w:hAnsi="Times New Roman"/>
-          <w:sz w:val="24"/>
-          <w:szCs w:val="24"/>
-        </w:rPr>
-        <w:t xml:space="preserve"/>
-      </w:r>
-      <w:r>
-        <w:rPr>
-          <w:rFonts w:ascii="Times New Roman" w:hAnsi="Times New Roman"/>
-          <w:sz w:val="24"/>
-          <w:szCs w:val="24"/>
-        </w:rPr>
-        <w:t xml:space="preserve"/>
+        <w:t>6. Адрес для отправки корреспонденции</w:t>
+      </w:r>
+    </w:p>
+    <w:p>
+      <w:pPr>
+        <w:spacing w:after="0" w:line="240" w:lineRule="atLeast"/>
+        <w:ind w:left="-567"/>
+        <w:contextualSpacing/>
+        <w:jc w:val="both"/>
+        <w:rPr>
+          <w:rFonts w:ascii="Times New Roman" w:hAnsi="Times New Roman"/>
+          <w:sz w:val="24"/>
+          <w:szCs w:val="24"/>
+        </w:rPr>
+      </w:pPr>
+      <w:r>
+        <w:rPr>
+          <w:rFonts w:ascii="Times New Roman" w:hAnsi="Times New Roman"/>
+          <w:sz w:val="24"/>
+          <w:szCs w:val="24"/>
+        </w:rPr>
+        <w:t xml:space="preserve">{{postal_address}}</w:t>
       </w:r>
       <w:r>
         <w:rPr>
@@ -1429,29 +1466,17 @@
           <w:rFonts w:ascii="Times New Roman" w:hAnsi="Times New Roman"/>
           <w:sz w:val="24"/>
           <w:szCs w:val="24"/>
-        </w:rPr>
-        <w:t>6. Адрес для отправки корреспонденции</w:t>
-      </w:r>
-    </w:p>
-    <w:p>
-      <w:pPr>
-        <w:spacing w:after="0" w:line="240" w:lineRule="atLeast"/>
-        <w:ind w:left="-567"/>
-        <w:contextualSpacing/>
-        <w:jc w:val="both"/>
-        <w:rPr>
-          <w:rFonts w:ascii="Times New Roman" w:hAnsi="Times New Roman"/>
-          <w:sz w:val="24"/>
-          <w:szCs w:val="24"/>
-        </w:rPr>
-      </w:pPr>
-      <w:r>
-        <w:rPr>
-          <w:rFonts w:ascii="Times New Roman" w:hAnsi="Times New Roman"/>
-          <w:sz w:val="24"/>
-          <w:szCs w:val="24"/>
-        </w:rPr>
-        <w:t xml:space="preserve">{{postal_address_street}}</w:t>
+          <w:vertAlign w:val="superscript"/>
+        </w:rPr>
+        <w:t xml:space="preserve">почтовый индекс, субъект Российской Федерации, район, город (населенный пункт), улица (проспект, переулок и др.) </w:t>
+      </w:r>
+      <w:r>
+        <w:rPr>
+          <w:rFonts w:ascii="Times New Roman" w:hAnsi="Times New Roman"/>
+          <w:sz w:val="24"/>
+          <w:szCs w:val="24"/>
+        </w:rPr>
+        <w:t xml:space="preserve"/>
       </w:r>
       <w:r>
         <w:rPr>
@@ -1472,6 +1497,7 @@
           <w:rFonts w:ascii="Times New Roman" w:hAnsi="Times New Roman"/>
           <w:sz w:val="24"/>
           <w:szCs w:val="24"/>
+          <w:vertAlign w:val="superscript"/>
         </w:rPr>
       </w:pPr>
       <w:r>
@@ -1481,7 +1507,7 @@
           <w:szCs w:val="24"/>
           <w:vertAlign w:val="superscript"/>
         </w:rPr>
-        <w:t xml:space="preserve">почтовый индекс, субъект Российской Федерации, район, город (населенный пункт), улица (проспект, переулок и др.) </w:t>
+        <w:t>и номер дома (владения), корпуса (строения) и офиса</w:t>
       </w:r>
     </w:p>
     <w:p>
@@ -1502,7 +1528,35 @@
           <w:sz w:val="24"/>
           <w:szCs w:val="24"/>
         </w:rPr>
-        <w:t xml:space="preserve">{{postal_address_house}}</w:t>
+        <w:t>7. Контактные данные:</w:t>
+      </w:r>
+    </w:p>
+    <w:p>
+      <w:pPr>
+        <w:spacing w:after="0" w:line="240" w:lineRule="atLeast"/>
+        <w:ind w:left="-567"/>
+        <w:contextualSpacing/>
+        <w:rPr>
+          <w:rFonts w:ascii="Times New Roman" w:hAnsi="Times New Roman"/>
+          <w:sz w:val="24"/>
+          <w:szCs w:val="24"/>
+        </w:rPr>
+      </w:pPr>
+      <w:r>
+        <w:rPr>
+          <w:rFonts w:ascii="Times New Roman" w:hAnsi="Times New Roman"/>
+          <w:sz w:val="24"/>
+          <w:szCs w:val="24"/>
+        </w:rPr>
+        <w:t xml:space="preserve">{{director_contact_line}}</w:t>
+      </w:r>
+      <w:r>
+        <w:rPr>
+          <w:rFonts w:ascii="Times New Roman" w:hAnsi="Times New Roman"/>
+          <w:sz w:val="24"/>
+          <w:szCs w:val="24"/>
+        </w:rPr>
+        <w:t xml:space="preserve"/>
       </w:r>
       <w:r>
         <w:rPr>
@@ -1518,86 +1572,6 @@
         <w:spacing w:after="0" w:line="240" w:lineRule="atLeast"/>
         <w:ind w:left="-567" w:firstLine="567"/>
         <w:contextualSpacing/>
-        <w:jc w:val="both"/>
-        <w:rPr>
-          <w:rFonts w:ascii="Times New Roman" w:hAnsi="Times New Roman"/>
-          <w:sz w:val="24"/>
-          <w:szCs w:val="24"/>
-          <w:vertAlign w:val="superscript"/>
-        </w:rPr>
-      </w:pPr>
-      <w:r>
-        <w:rPr>
-          <w:rFonts w:ascii="Times New Roman" w:hAnsi="Times New Roman"/>
-          <w:sz w:val="24"/>
-          <w:szCs w:val="24"/>
-          <w:vertAlign w:val="superscript"/>
-        </w:rPr>
-        <w:t>и номер дома (владения), корпуса (строения) и офиса</w:t>
-      </w:r>
-    </w:p>
-    <w:p>
-      <w:pPr>
-        <w:spacing w:after="0" w:line="240" w:lineRule="atLeast"/>
-        <w:ind w:left="-567" w:firstLine="567"/>
-        <w:contextualSpacing/>
-        <w:jc w:val="both"/>
-        <w:rPr>
-          <w:rFonts w:ascii="Times New Roman" w:hAnsi="Times New Roman"/>
-          <w:sz w:val="24"/>
-          <w:szCs w:val="24"/>
-        </w:rPr>
-      </w:pPr>
-      <w:r>
-        <w:rPr>
-          <w:rFonts w:ascii="Times New Roman" w:hAnsi="Times New Roman"/>
-          <w:sz w:val="24"/>
-          <w:szCs w:val="24"/>
-        </w:rPr>
-        <w:t>7. Контактные данные:</w:t>
-      </w:r>
-    </w:p>
-    <w:p>
-      <w:pPr>
-        <w:spacing w:after="0" w:line="240" w:lineRule="atLeast"/>
-        <w:ind w:left="-567"/>
-        <w:contextualSpacing/>
-        <w:rPr>
-          <w:rFonts w:ascii="Times New Roman" w:hAnsi="Times New Roman"/>
-          <w:sz w:val="24"/>
-          <w:szCs w:val="24"/>
-        </w:rPr>
-      </w:pPr>
-      <w:r>
-        <w:rPr>
-          <w:rFonts w:ascii="Times New Roman" w:hAnsi="Times New Roman"/>
-          <w:sz w:val="24"/>
-          <w:szCs w:val="24"/>
-        </w:rPr>
-        <w:t xml:space="preserve">{{director_contact_line}}</w:t>
-      </w:r>
-      <w:r>
-        <w:rPr>
-          <w:rFonts w:ascii="Times New Roman" w:hAnsi="Times New Roman"/>
-          <w:sz w:val="24"/>
-          <w:szCs w:val="24"/>
-        </w:rPr>
-        <w:t xml:space="preserve"/>
-      </w:r>
-      <w:r>
-        <w:rPr>
-          <w:rFonts w:ascii="Times New Roman" w:hAnsi="Times New Roman"/>
-          <w:sz w:val="24"/>
-          <w:szCs w:val="24"/>
-        </w:rPr>
-        <w:t xml:space="preserve"/>
-      </w:r>
-    </w:p>
-    <w:p>
-      <w:pPr>
-        <w:spacing w:after="0" w:line="240" w:lineRule="atLeast"/>
-        <w:ind w:left="-567" w:firstLine="567"/>
-        <w:contextualSpacing/>
         <w:rPr>
           <w:rFonts w:ascii="Times New Roman" w:hAnsi="Times New Roman"/>
           <w:sz w:val="24"/>
@@ -1695,25 +1669,13 @@
         </w:rPr>
         <w:t xml:space="preserve"> </w:t>
       </w:r>
-    </w:p>
-    <w:p>
-      <w:pPr>
-        <w:spacing w:after="0" w:line="240" w:lineRule="atLeast"/>
-        <w:ind w:left="-567" w:firstLine="567"/>
-        <w:contextualSpacing/>
-        <w:rPr>
-          <w:rFonts w:ascii="Times New Roman" w:hAnsi="Times New Roman"/>
-          <w:sz w:val="24"/>
-          <w:szCs w:val="24"/>
-        </w:rPr>
-      </w:pPr>
-      <w:r>
-        <w:rPr>
-          <w:rFonts w:ascii="Times New Roman" w:hAnsi="Times New Roman"/>
-          <w:sz w:val="24"/>
-          <w:szCs w:val="24"/>
-        </w:rPr>
-        <w:t xml:space="preserve">{{director_contact_line}}</w:t>
+      <w:r>
+        <w:rPr>
+          <w:rFonts w:ascii="Times New Roman" w:hAnsi="Times New Roman"/>
+          <w:sz w:val="24"/>
+          <w:szCs w:val="24"/>
+        </w:rPr>
+        <w:t xml:space="preserve"/>
       </w:r>
       <w:r>
         <w:rPr>
@@ -1828,29 +1790,6 @@
           <w:vertAlign w:val="superscript"/>
         </w:rPr>
         <w:t>контактного лица</w:t>
-      </w:r>
-    </w:p>
-    <w:p>
-      <w:pPr>
-        <w:pBdr>
-          <w:bottom w:val="single" w:sz="12" w:space="1" w:color="auto"/>
-        </w:pBdr>
-        <w:spacing w:after="0" w:line="240" w:lineRule="atLeast"/>
-        <w:ind w:left="-567" w:firstLine="567"/>
-        <w:contextualSpacing/>
-        <w:rPr>
-          <w:rFonts w:ascii="Times New Roman" w:hAnsi="Times New Roman"/>
-          <w:sz w:val="24"/>
-          <w:szCs w:val="24"/>
-        </w:rPr>
-      </w:pPr>
-      <w:r>
-        <w:rPr>
-          <w:rFonts w:ascii="Times New Roman" w:hAnsi="Times New Roman"/>
-          <w:sz w:val="24"/>
-          <w:szCs w:val="24"/>
-        </w:rPr>
-        <w:t xml:space="preserve">{{company_contact_line}}</w:t>
       </w:r>
     </w:p>
     <w:p>
